--- a/suppl_material/SAP_checklist_RESOLVE_Swiss.docx
+++ b/suppl_material/SAP_checklist_RESOLVE_Swiss.docx
@@ -1671,10 +1671,9 @@
             <w:r/>
             <w:r>
               <w:rPr>
-                <w:color w:val="A00028"/>
                 <w:sz w:val="18"/>
               </w:rPr>
-              <w:t>Superiority. Section 3.2, p. 13, and Analytic principles, section 2.8, p. 11. The framework is implied throughout but the word “superiority” does not appear; consider stating it.</w:t>
+              <w:t>Two-sided test at a nominal alpha of 0.05 against a null of no between-group difference. Section 2.8, p. 11, and section 3.2, p. 13. In the taxonomy of this checklist that is the superiority framework. The trial does not, however, test superiority by a margin: the 2-point target difference is what the sample size is powered on, not a hypothesis threshold, section 2.6, p. 6. A margin formulation was examined and rejected as infeasible, since it would require roughly 1600 to 2700 analysed participants per arm. Interpretation rests on the estimate and its interval rather than on a threshold, section 2.8, p. 11.</w:t>
             </w:r>
           </w:p>
         </w:tc>

--- a/suppl_material/SAP_checklist_RESOLVE_Swiss.docx
+++ b/suppl_material/SAP_checklist_RESOLVE_Swiss.docx
@@ -2589,7 +2589,7 @@
                 <w:color w:val="A00028"/>
                 <w:sz w:val="18"/>
               </w:rPr>
-              <w:t>Not covered. The SAP does not define protocol deviations. Either add a sentence or point to the protocol.</w:t>
+              <w:t>Not covered, and a cross-reference will not close it: protocol version 3 of 11 December 2025 defines no protocol deviations either. Its only mentions are that any departure from the statistical plan will be described in the final report (section 5.1) and that emergency deviations to protect participants may proceed without prior ethics approval (section 6.6). Neither is a definition for analysis reporting. A short definition in the SAP would close the item.</w:t>
             </w:r>
           </w:p>
         </w:tc>
@@ -3122,7 +3122,7 @@
               <w:rPr>
                 <w:sz w:val="18"/>
               </w:rPr>
-              <w:t>Section 2.1, p. 3, for practices; section 3.7, p. 21, for participants.</w:t>
+              <w:t>Section 2.1, p. 3, for practices; section 3.7, p. 21, for participants. The withdrawal criteria themselves are in protocol version 3, section 4.4: withdrawn consent, newly reported pregnancy, or a severe illness that prevents following study procedures.</w:t>
             </w:r>
           </w:p>
         </w:tc>

--- a/suppl_material/SAP_checklist_RESOLVE_Swiss.docx
+++ b/suppl_material/SAP_checklist_RESOLVE_Swiss.docx
@@ -2586,10 +2586,9 @@
             <w:r/>
             <w:r>
               <w:rPr>
-                <w:color w:val="A00028"/>
                 <w:sz w:val="18"/>
               </w:rPr>
-              <w:t>Not covered, and a cross-reference will not close it: protocol version 3 of 11 December 2025 defines no protocol deviations either. Its only mentions are that any departure from the statistical plan will be described in the final report (section 5.1) and that emergency deviations to protect participants may proceed without prior ethics approval (section 6.6). Neither is a definition for analysis reporting. A short definition in the SAP would close the item.</w:t>
+              <w:t>Section 3.8, p. 23. A protocol deviation is defined as any departure from the procedures of the trial protocol that affects a participant's eligibility, allocation or treatment.</w:t>
             </w:r>
           </w:p>
         </w:tc>
@@ -2655,10 +2654,9 @@
             <w:r/>
             <w:r>
               <w:rPr>
-                <w:color w:val="A00028"/>
                 <w:sz w:val="18"/>
               </w:rPr>
-              <w:t>Not covered, see 19c.</w:t>
+              <w:t>Section 3.8, p. 23. Four kinds are recorded: treatment in the unallocated arm, delivery by an untrained therapist, enrolment against the eligibility criteria, and a course of treatment well outside the planned 16 weeks. Reported by arm and by practice with reason and timing. No participant is excluded because of a deviation.</w:t>
             </w:r>
           </w:p>
         </w:tc>

--- a/suppl_material/SAP_checklist_RESOLVE_Swiss.docx
+++ b/suppl_material/SAP_checklist_RESOLVE_Swiss.docx
@@ -4293,10 +4293,9 @@
             <w:r/>
             <w:r>
               <w:rPr>
-                <w:color w:val="A00028"/>
                 <w:sz w:val="18"/>
               </w:rPr>
-              <w:t>No subgroup analyses are planned. The SAP does not state this explicitly; a single sentence would close the item.</w:t>
+              <w:t>Section 2.8, p. 12. No subgroup analyses are planned. Any carried out later are identified as post hoc and interpreted as exploratory, and no claim about a differential treatment effect rests on them.</w:t>
             </w:r>
           </w:p>
         </w:tc>

--- a/suppl_material/SAP_checklist_RESOLVE_Swiss.docx
+++ b/suppl_material/SAP_checklist_RESOLVE_Swiss.docx
@@ -4602,10 +4602,9 @@
             <w:r/>
             <w:r>
               <w:rPr>
-                <w:color w:val="A00028"/>
                 <w:sz w:val="18"/>
               </w:rPr>
-              <w:t>Section 2.9.2, p. 12. Adverse events are treated as safety data and summarised descriptively by arm. No coding dictionary or severity grading is specified; add one if the journal asks.</w:t>
+              <w:t>Section 2.9.2, p. 13. Counts by arm of participants with at least one event, of events, and the same two counts restricted to serious events and to events assessed as related to the trial intervention. Events are free text and grouped into clinically similar categories agreed before the analysis, without a coding dictionary. The definitions of an adverse event and a serious adverse event, and the causality assessment behind “related”, are in protocol version 3, section 6.2, which applies ClinO Article 63 and the ICH E2A terms.</w:t>
             </w:r>
           </w:p>
         </w:tc>

--- a/suppl_material/SAP_checklist_RESOLVE_Swiss.docx
+++ b/suppl_material/SAP_checklist_RESOLVE_Swiss.docx
@@ -4818,10 +4818,9 @@
             <w:r/>
             <w:r>
               <w:rPr>
-                <w:color w:val="A00028"/>
                 <w:sz w:val="18"/>
               </w:rPr>
-              <w:t>Not referenced. The trial has a data management plan held by the sponsor; add a pointer if required.</w:t>
+              <w:t>A data management plan for the funder exists (Swiss National Science Foundation, grant 220585) and is held with the trial documentation. Data handling as implemented is described in protocol version 3, section 8: REDCap as the electronic case report form, coded participant identifiers, an automatic audit trail and a source data list.</w:t>
             </w:r>
           </w:p>
         </w:tc>
@@ -4887,10 +4886,9 @@
             <w:r/>
             <w:r>
               <w:rPr>
-                <w:color w:val="A00028"/>
                 <w:sz w:val="18"/>
               </w:rPr>
-              <w:t>Not referenced, see 32b.</w:t>
+              <w:t>A trial master file is maintained by the sponsor, with a defined table of contents covering contact details, study team, regulatory documents and site files. There is no separate statistical master file: this analysis plan and the accompanying R repository serve that purpose, see the data and code availability statement, p. 24.</w:t>
             </w:r>
           </w:p>
         </w:tc>
